--- a/eng/docx/57.content.docx
+++ b/eng/docx/57.content.docx
@@ -242,19 +242,7 @@
         <w:rPr>
           <w:lang w:val="en_US" w:bidi="en_US"/>
         </w:rPr>
-        <w:t xml:space="preserve">: Tradition says the apostle Paul was writing from prison in Rome. But he might have written it earlier from Ephesus, which is closer to Philemon’s home in Colossae (see </w:t>
-      </w:r>
-      <w:r>
-        <w:rPr>
-          <w:lang w:val="en_US" w:bidi="en_US"/>
-        </w:rPr>
-        <w:t>Philemon Book Introduction</w:t>
-      </w:r>
-      <w:r>
-        <w:rPr>
-          <w:lang w:val="en_US" w:bidi="en_US"/>
-        </w:rPr>
-        <w:t>, “Date and Place of Writing”).</w:t>
+        <w:t>: Tradition says the apostle Paul was writing from prison in Rome. But he might have written it earlier from Ephesus, which is closer to Philemon’s home in Colossae (see Philemon Book Introduction, “Date and Place of Writing”).</w:t>
       </w:r>
     </w:p>
     <w:p>
